--- a/Labs_2/Lab02.docx
+++ b/Labs_2/Lab02.docx
@@ -55,6 +55,32 @@
         </w:rPr>
         <w:t xml:space="preserve">Link github: </w:t>
       </w:r>
+      <w:hyperlink r:id="rId7" w:history="1">
+        <w:r>
+          <w:rPr>
+            <w:rStyle w:val="Hyperlink"/>
+            <w:b/>
+            <w:bCs/>
+          </w:rPr>
+          <w:t>https://github.com/tin1508/Asp.Net_TT</w:t>
+        </w:r>
+        <w:r>
+          <w:rPr>
+            <w:rStyle w:val="Hyperlink"/>
+            <w:b/>
+            <w:bCs/>
+          </w:rPr>
+          <w:t>H</w:t>
+        </w:r>
+        <w:r>
+          <w:rPr>
+            <w:rStyle w:val="Hyperlink"/>
+            <w:b/>
+            <w:bCs/>
+          </w:rPr>
+          <w:t>/tree/main/Labs_2</w:t>
+        </w:r>
+      </w:hyperlink>
     </w:p>
     <w:p>
       <w:pPr>
@@ -113,6 +139,7 @@
         <w:rPr>
           <w:b/>
           <w:bCs/>
+          <w:noProof/>
         </w:rPr>
         <w:drawing>
           <wp:inline distT="0" distB="0" distL="0" distR="0" wp14:anchorId="6CEFFF96" wp14:editId="174A81CC">
@@ -130,7 +157,7 @@
                     <pic:cNvPicPr/>
                   </pic:nvPicPr>
                   <pic:blipFill>
-                    <a:blip r:embed="rId7"/>
+                    <a:blip r:embed="rId8"/>
                     <a:stretch>
                       <a:fillRect/>
                     </a:stretch>
@@ -177,6 +204,7 @@
         <w:rPr>
           <w:b/>
           <w:bCs/>
+          <w:noProof/>
         </w:rPr>
         <w:drawing>
           <wp:inline distT="0" distB="0" distL="0" distR="0" wp14:anchorId="6C9949E1" wp14:editId="37230CE1">
@@ -194,7 +222,7 @@
                     <pic:cNvPicPr/>
                   </pic:nvPicPr>
                   <pic:blipFill>
-                    <a:blip r:embed="rId8"/>
+                    <a:blip r:embed="rId9"/>
                     <a:stretch>
                       <a:fillRect/>
                     </a:stretch>
@@ -256,6 +284,7 @@
         <w:rPr>
           <w:b/>
           <w:bCs/>
+          <w:noProof/>
         </w:rPr>
         <w:lastRenderedPageBreak/>
         <w:drawing>
@@ -274,7 +303,7 @@
                     <pic:cNvPicPr/>
                   </pic:nvPicPr>
                   <pic:blipFill>
-                    <a:blip r:embed="rId9"/>
+                    <a:blip r:embed="rId10"/>
                     <a:stretch>
                       <a:fillRect/>
                     </a:stretch>
@@ -321,6 +350,7 @@
         <w:rPr>
           <w:b/>
           <w:bCs/>
+          <w:noProof/>
         </w:rPr>
         <w:drawing>
           <wp:inline distT="0" distB="0" distL="0" distR="0" wp14:anchorId="4E8C7A30" wp14:editId="62AC442E">
@@ -338,7 +368,7 @@
                     <pic:cNvPicPr/>
                   </pic:nvPicPr>
                   <pic:blipFill>
-                    <a:blip r:embed="rId10"/>
+                    <a:blip r:embed="rId11"/>
                     <a:stretch>
                       <a:fillRect/>
                     </a:stretch>
@@ -385,6 +415,7 @@
         <w:rPr>
           <w:b/>
           <w:bCs/>
+          <w:noProof/>
         </w:rPr>
         <w:lastRenderedPageBreak/>
         <w:drawing>
@@ -403,7 +434,7 @@
                     <pic:cNvPicPr/>
                   </pic:nvPicPr>
                   <pic:blipFill>
-                    <a:blip r:embed="rId11"/>
+                    <a:blip r:embed="rId12"/>
                     <a:stretch>
                       <a:fillRect/>
                     </a:stretch>
@@ -450,6 +481,7 @@
         <w:rPr>
           <w:b/>
           <w:bCs/>
+          <w:noProof/>
         </w:rPr>
         <w:drawing>
           <wp:inline distT="0" distB="0" distL="0" distR="0" wp14:anchorId="42B57D9D" wp14:editId="578FA088">
@@ -467,7 +499,7 @@
                     <pic:cNvPicPr/>
                   </pic:nvPicPr>
                   <pic:blipFill>
-                    <a:blip r:embed="rId12"/>
+                    <a:blip r:embed="rId13"/>
                     <a:stretch>
                       <a:fillRect/>
                     </a:stretch>
@@ -523,6 +555,7 @@
         <w:rPr>
           <w:b/>
           <w:bCs/>
+          <w:noProof/>
         </w:rPr>
         <w:lastRenderedPageBreak/>
         <w:drawing>
@@ -541,7 +574,7 @@
                     <pic:cNvPicPr/>
                   </pic:nvPicPr>
                   <pic:blipFill>
-                    <a:blip r:embed="rId13"/>
+                    <a:blip r:embed="rId14"/>
                     <a:stretch>
                       <a:fillRect/>
                     </a:stretch>
@@ -588,6 +621,7 @@
         <w:rPr>
           <w:b/>
           <w:bCs/>
+          <w:noProof/>
         </w:rPr>
         <w:drawing>
           <wp:inline distT="0" distB="0" distL="0" distR="0" wp14:anchorId="4E8A3C74" wp14:editId="283E0848">
@@ -605,7 +639,7 @@
                     <pic:cNvPicPr/>
                   </pic:nvPicPr>
                   <pic:blipFill>
-                    <a:blip r:embed="rId14"/>
+                    <a:blip r:embed="rId15"/>
                     <a:stretch>
                       <a:fillRect/>
                     </a:stretch>
@@ -667,6 +701,7 @@
         <w:rPr>
           <w:b/>
           <w:bCs/>
+          <w:noProof/>
         </w:rPr>
         <w:lastRenderedPageBreak/>
         <w:drawing>
@@ -685,7 +720,7 @@
                     <pic:cNvPicPr/>
                   </pic:nvPicPr>
                   <pic:blipFill>
-                    <a:blip r:embed="rId15"/>
+                    <a:blip r:embed="rId16"/>
                     <a:stretch>
                       <a:fillRect/>
                     </a:stretch>
@@ -762,6 +797,7 @@
         <w:rPr>
           <w:b/>
           <w:bCs/>
+          <w:noProof/>
         </w:rPr>
         <w:drawing>
           <wp:inline distT="0" distB="0" distL="0" distR="0" wp14:anchorId="2BEDF42B" wp14:editId="4DC1B384">
@@ -779,7 +815,7 @@
                     <pic:cNvPicPr/>
                   </pic:nvPicPr>
                   <pic:blipFill>
-                    <a:blip r:embed="rId16"/>
+                    <a:blip r:embed="rId17"/>
                     <a:stretch>
                       <a:fillRect/>
                     </a:stretch>
@@ -826,6 +862,7 @@
         <w:rPr>
           <w:b/>
           <w:bCs/>
+          <w:noProof/>
         </w:rPr>
         <w:lastRenderedPageBreak/>
         <w:drawing>
@@ -844,7 +881,7 @@
                     <pic:cNvPicPr/>
                   </pic:nvPicPr>
                   <pic:blipFill>
-                    <a:blip r:embed="rId17"/>
+                    <a:blip r:embed="rId18"/>
                     <a:stretch>
                       <a:fillRect/>
                     </a:stretch>
@@ -891,6 +928,7 @@
         <w:rPr>
           <w:b/>
           <w:bCs/>
+          <w:noProof/>
         </w:rPr>
         <w:drawing>
           <wp:inline distT="0" distB="0" distL="0" distR="0" wp14:anchorId="1C4E54F6" wp14:editId="041E179F">
@@ -908,7 +946,7 @@
                     <pic:cNvPicPr/>
                   </pic:nvPicPr>
                   <pic:blipFill>
-                    <a:blip r:embed="rId18"/>
+                    <a:blip r:embed="rId19"/>
                     <a:stretch>
                       <a:fillRect/>
                     </a:stretch>
@@ -974,6 +1012,9 @@
     </w:p>
     <w:p>
       <w:r>
+        <w:rPr>
+          <w:noProof/>
+        </w:rPr>
         <w:drawing>
           <wp:inline distT="0" distB="0" distL="0" distR="0" wp14:anchorId="6A217B9B" wp14:editId="4339F78E">
             <wp:extent cx="4623079" cy="388961"/>
@@ -990,7 +1031,7 @@
                     <pic:cNvPicPr/>
                   </pic:nvPicPr>
                   <pic:blipFill>
-                    <a:blip r:embed="rId19"/>
+                    <a:blip r:embed="rId20"/>
                     <a:stretch>
                       <a:fillRect/>
                     </a:stretch>
@@ -1013,6 +1054,9 @@
     </w:p>
     <w:p>
       <w:r>
+        <w:rPr>
+          <w:noProof/>
+        </w:rPr>
         <w:lastRenderedPageBreak/>
         <w:drawing>
           <wp:anchor distT="0" distB="0" distL="114300" distR="114300" simplePos="0" relativeHeight="251658240" behindDoc="0" locked="0" layoutInCell="1" allowOverlap="1" wp14:anchorId="6EF86704" wp14:editId="4E1A82CA">
@@ -1038,7 +1082,7 @@
                     <pic:cNvPicPr/>
                   </pic:nvPicPr>
                   <pic:blipFill>
-                    <a:blip r:embed="rId20">
+                    <a:blip r:embed="rId21">
                       <a:extLst>
                         <a:ext uri="{28A0092B-C50C-407E-A947-70E740481C1C}">
                           <a14:useLocalDpi xmlns:a14="http://schemas.microsoft.com/office/drawing/2010/main" val="0"/>
@@ -1142,6 +1186,9 @@
     </w:p>
     <w:p>
       <w:r>
+        <w:rPr>
+          <w:noProof/>
+        </w:rPr>
         <w:drawing>
           <wp:inline distT="0" distB="0" distL="0" distR="0" wp14:anchorId="59B31E34" wp14:editId="479AA16F">
             <wp:extent cx="3800503" cy="1876439"/>
@@ -1158,7 +1205,7 @@
                     <pic:cNvPicPr/>
                   </pic:nvPicPr>
                   <pic:blipFill>
-                    <a:blip r:embed="rId21"/>
+                    <a:blip r:embed="rId22"/>
                     <a:stretch>
                       <a:fillRect/>
                     </a:stretch>
@@ -1218,6 +1265,9 @@
     </w:p>
     <w:p>
       <w:r>
+        <w:rPr>
+          <w:noProof/>
+        </w:rPr>
         <w:drawing>
           <wp:inline distT="0" distB="0" distL="0" distR="0" wp14:anchorId="537B5BE3" wp14:editId="3E81020F">
             <wp:extent cx="3495701" cy="1714513"/>
@@ -1234,7 +1284,7 @@
                     <pic:cNvPicPr/>
                   </pic:nvPicPr>
                   <pic:blipFill>
-                    <a:blip r:embed="rId22"/>
+                    <a:blip r:embed="rId23"/>
                     <a:stretch>
                       <a:fillRect/>
                     </a:stretch>
@@ -1786,6 +1836,9 @@
         <w:pStyle w:val="ListParagraph"/>
       </w:pPr>
       <w:r>
+        <w:rPr>
+          <w:noProof/>
+        </w:rPr>
         <w:drawing>
           <wp:inline distT="0" distB="0" distL="0" distR="0" wp14:anchorId="0BE50563" wp14:editId="3373199D">
             <wp:extent cx="1009650" cy="1697305"/>
@@ -1802,7 +1855,7 @@
                     <pic:cNvPicPr/>
                   </pic:nvPicPr>
                   <pic:blipFill>
-                    <a:blip r:embed="rId23"/>
+                    <a:blip r:embed="rId24"/>
                     <a:stretch>
                       <a:fillRect/>
                     </a:stretch>
@@ -1956,6 +2009,7 @@
         <w:rPr>
           <w:b/>
           <w:bCs/>
+          <w:noProof/>
         </w:rPr>
         <w:lastRenderedPageBreak/>
         <w:drawing>
@@ -1974,7 +2028,7 @@
                     <pic:cNvPicPr/>
                   </pic:nvPicPr>
                   <pic:blipFill>
-                    <a:blip r:embed="rId14"/>
+                    <a:blip r:embed="rId15"/>
                     <a:stretch>
                       <a:fillRect/>
                     </a:stretch>
@@ -3520,6 +3574,7 @@
   <w:style w:type="character" w:default="1" w:styleId="DefaultParagraphFont">
     <w:name w:val="Default Paragraph Font"/>
     <w:uiPriority w:val="1"/>
+    <w:semiHidden/>
     <w:unhideWhenUsed/>
   </w:style>
   <w:style w:type="table" w:default="1" w:styleId="TableNormal">
@@ -3893,6 +3948,41 @@
       <w14:ligatures w14:val="none"/>
     </w:rPr>
   </w:style>
+  <w:style w:type="character" w:styleId="Hyperlink">
+    <w:name w:val="Hyperlink"/>
+    <w:basedOn w:val="DefaultParagraphFont"/>
+    <w:uiPriority w:val="99"/>
+    <w:unhideWhenUsed/>
+    <w:rsid w:val="00CF51D6"/>
+    <w:rPr>
+      <w:color w:val="467886" w:themeColor="hyperlink"/>
+      <w:u w:val="single"/>
+    </w:rPr>
+  </w:style>
+  <w:style w:type="character" w:styleId="UnresolvedMention">
+    <w:name w:val="Unresolved Mention"/>
+    <w:basedOn w:val="DefaultParagraphFont"/>
+    <w:uiPriority w:val="99"/>
+    <w:semiHidden/>
+    <w:unhideWhenUsed/>
+    <w:rsid w:val="00CF51D6"/>
+    <w:rPr>
+      <w:color w:val="605E5C"/>
+      <w:shd w:val="clear" w:color="auto" w:fill="E1DFDD"/>
+    </w:rPr>
+  </w:style>
+  <w:style w:type="character" w:styleId="FollowedHyperlink">
+    <w:name w:val="FollowedHyperlink"/>
+    <w:basedOn w:val="DefaultParagraphFont"/>
+    <w:uiPriority w:val="99"/>
+    <w:semiHidden/>
+    <w:unhideWhenUsed/>
+    <w:rsid w:val="00CF51D6"/>
+    <w:rPr>
+      <w:color w:val="96607D" w:themeColor="followedHyperlink"/>
+      <w:u w:val="single"/>
+    </w:rPr>
+  </w:style>
 </w:styles>
 </file>
 
